--- a/14_ACP01/ACP01 - Module 4 - Cloud Technology & Services/ACP01 - Module 4.10 - Analytics & Machine Learning - Revision Notes.docx
+++ b/14_ACP01/ACP01 - Module 4 - Cloud Technology & Services/ACP01 - Module 4.10 - Analytics & Machine Learning - Revision Notes.docx
@@ -217,6 +217,49 @@
         </w:drawing>
       </w:r>
     </w:p>
+    <w:p>
+      <w:r>
+        <w:lastRenderedPageBreak/>
+        <w:drawing>
+          <wp:inline distT="0" distB="0" distL="0" distR="0" wp14:anchorId="61A906E1" wp14:editId="51CC4401">
+            <wp:extent cx="8863330" cy="5411470"/>
+            <wp:effectExtent l="0" t="0" r="0" b="0"/>
+            <wp:docPr id="1184191342" name="Picture 1"/>
+            <wp:cNvGraphicFramePr>
+              <a:graphicFrameLocks xmlns:a="http://schemas.openxmlformats.org/drawingml/2006/main" noChangeAspect="1"/>
+            </wp:cNvGraphicFramePr>
+            <a:graphic xmlns:a="http://schemas.openxmlformats.org/drawingml/2006/main">
+              <a:graphicData uri="http://schemas.openxmlformats.org/drawingml/2006/picture">
+                <pic:pic xmlns:pic="http://schemas.openxmlformats.org/drawingml/2006/picture">
+                  <pic:nvPicPr>
+                    <pic:cNvPr id="1184191342" name=""/>
+                    <pic:cNvPicPr/>
+                  </pic:nvPicPr>
+                  <pic:blipFill>
+                    <a:blip r:embed="rId10"/>
+                    <a:stretch>
+                      <a:fillRect/>
+                    </a:stretch>
+                  </pic:blipFill>
+                  <pic:spPr>
+                    <a:xfrm>
+                      <a:off x="0" y="0"/>
+                      <a:ext cx="8863330" cy="5411470"/>
+                    </a:xfrm>
+                    <a:prstGeom prst="rect">
+                      <a:avLst/>
+                    </a:prstGeom>
+                  </pic:spPr>
+                </pic:pic>
+              </a:graphicData>
+            </a:graphic>
+          </wp:inline>
+        </w:drawing>
+      </w:r>
+    </w:p>
+    <w:p/>
+    <w:p/>
+    <w:p/>
     <w:sectPr>
       <w:pgSz w:w="16838" w:h="11906" w:orient="landscape"/>
       <w:pgMar w:top="851" w:right="1440" w:bottom="568" w:left="1440" w:header="708" w:footer="708" w:gutter="0"/>
